--- a/onboarding/DentaScale-Onboarding-Questionnaire.docx
+++ b/onboarding/DentaScale-Onboarding-Questionnaire.docx
@@ -735,7 +735,7 @@
           <w:sz w:val="26"/>
           <w:szCs w:val="26"/>
         </w:rPr>
-        <w:t xml:space="preserve">Front desk and follow-up</w:t>
+        <w:t xml:space="preserve">Consult calendar and booking</w:t>
       </w:r>
     </w:p>
     <w:p>
@@ -749,7 +749,7 @@
           <w:sz w:val="21"/>
           <w:szCs w:val="21"/>
         </w:rPr>
-        <w:t xml:space="preserve">This determines how many leads turn into booked patients, so it matters as much as the ads.</w:t>
+        <w:t xml:space="preserve">We call your leads and book them, so we need to know how your consult calendar works.</w:t>
       </w:r>
     </w:p>
     <w:p>
@@ -786,53 +786,53 @@
           <w:sz w:val="21"/>
           <w:szCs w:val="21"/>
         </w:rPr>
-        <w:t xml:space="preserve">How quickly can they follow up on a new lead?  </w:t>
-      </w:r>
-      <w:r>
-        <w:rPr>
-          <w:rFonts w:ascii="Calibri" w:cs="Calibri" w:eastAsia="Calibri" w:hAnsi="Calibri"/>
-          <w:color w:val="666666"/>
-          <w:sz w:val="21"/>
-          <w:szCs w:val="21"/>
-        </w:rPr>
-        <w:t xml:space="preserve">_____________________________________________</w:t>
-      </w:r>
-    </w:p>
-    <w:p>
-      <w:pPr>
-        <w:spacing w:after="195"/>
-      </w:pPr>
-      <w:r>
-        <w:rPr>
-          <w:rFonts w:ascii="Calibri" w:cs="Calibri" w:eastAsia="Calibri" w:hAnsi="Calibri"/>
-          <w:color w:val="1A1A1A"/>
-          <w:sz w:val="21"/>
-          <w:szCs w:val="21"/>
-        </w:rPr>
-        <w:t xml:space="preserve">Can they respond by text as well as phone?  </w:t>
-      </w:r>
-      <w:r>
-        <w:rPr>
-          <w:rFonts w:ascii="Calibri" w:cs="Calibri" w:eastAsia="Calibri" w:hAnsi="Calibri"/>
-          <w:color w:val="666666"/>
-          <w:sz w:val="21"/>
-          <w:szCs w:val="21"/>
-        </w:rPr>
-        <w:t xml:space="preserve">_____________________________________________</w:t>
-      </w:r>
-    </w:p>
-    <w:p>
-      <w:pPr>
-        <w:spacing w:after="195"/>
-      </w:pPr>
-      <w:r>
-        <w:rPr>
-          <w:rFonts w:ascii="Calibri" w:cs="Calibri" w:eastAsia="Calibri" w:hAnsi="Calibri"/>
-          <w:color w:val="1A1A1A"/>
-          <w:sz w:val="21"/>
-          <w:szCs w:val="21"/>
-        </w:rPr>
-        <w:t xml:space="preserve">What does your booking process look like today?  </w:t>
+        <w:t xml:space="preserve">Which days and times do you want consults booked?  </w:t>
+      </w:r>
+      <w:r>
+        <w:rPr>
+          <w:rFonts w:ascii="Calibri" w:cs="Calibri" w:eastAsia="Calibri" w:hAnsi="Calibri"/>
+          <w:color w:val="666666"/>
+          <w:sz w:val="21"/>
+          <w:szCs w:val="21"/>
+        </w:rPr>
+        <w:t xml:space="preserve">_____________________________________________</w:t>
+      </w:r>
+    </w:p>
+    <w:p>
+      <w:pPr>
+        <w:spacing w:after="195"/>
+      </w:pPr>
+      <w:r>
+        <w:rPr>
+          <w:rFonts w:ascii="Calibri" w:cs="Calibri" w:eastAsia="Calibri" w:hAnsi="Calibri"/>
+          <w:color w:val="1A1A1A"/>
+          <w:sz w:val="21"/>
+          <w:szCs w:val="21"/>
+        </w:rPr>
+        <w:t xml:space="preserve">How many consults can you take per week?  </w:t>
+      </w:r>
+      <w:r>
+        <w:rPr>
+          <w:rFonts w:ascii="Calibri" w:cs="Calibri" w:eastAsia="Calibri" w:hAnsi="Calibri"/>
+          <w:color w:val="666666"/>
+          <w:sz w:val="21"/>
+          <w:szCs w:val="21"/>
+        </w:rPr>
+        <w:t xml:space="preserve">_____________________________________________</w:t>
+      </w:r>
+    </w:p>
+    <w:p>
+      <w:pPr>
+        <w:spacing w:after="195"/>
+      </w:pPr>
+      <w:r>
+        <w:rPr>
+          <w:rFonts w:ascii="Calibri" w:cs="Calibri" w:eastAsia="Calibri" w:hAnsi="Calibri"/>
+          <w:color w:val="1A1A1A"/>
+          <w:sz w:val="21"/>
+          <w:szCs w:val="21"/>
+        </w:rPr>
+        <w:t xml:space="preserve">What scheduling software do you use, and who should we contact if a booked patient needs to reschedule?  </w:t>
       </w:r>
       <w:r>
         <w:rPr>
